--- a/mokdong3/2fin/word/md3s2_grammar_check_exam.docx
+++ b/mokdong3/2fin/word/md3s2_grammar_check_exam.docx
@@ -757,7 +757,7 @@
           <w:sz w:val="20"/>
           <w:u w:val="none"/>
         </w:rPr>
-        <w:t>〈보기〉 ( Only the people / invited / inviting / to the party / will / be / allowed / to enter )</w:t>
+        <w:t>〈보기〉 ( will / to the party / allowed / to enter / invited / be / inviting / only the people )</w:t>
       </w:r>
       <w:r>
         <w:br/>
@@ -1356,7 +1356,7 @@
           <w:sz w:val="20"/>
           <w:u w:val="none"/>
         </w:rPr>
-        <w:t>〈보기〉 ( I / spoke / as / possible / as / to her / slowly / slow )</w:t>
+        <w:t>〈보기〉 ( spoke / slow / as / slowly / possible / I / as / to her )</w:t>
       </w:r>
       <w:r>
         <w:br/>
@@ -2097,7 +2097,7 @@
           <w:sz w:val="20"/>
           <w:u w:val="none"/>
         </w:rPr>
-        <w:t>〈보기〉 ( When / have / already / bought / the train / arrived / I / had / the ticket )</w:t>
+        <w:t>〈보기〉 ( when / have / already / bought / the train / arrived / I / had / the ticket )</w:t>
       </w:r>
       <w:r>
         <w:br/>
@@ -3771,7 +3771,7 @@
           <w:sz w:val="20"/>
           <w:u w:val="none"/>
         </w:rPr>
-        <w:t>〈보기〉 ( big data / is improving / the performance of players / making / made / sports / more exciting )</w:t>
+        <w:t>〈보기〉 ( the performance of players / is improving / more exciting / made / sports / big data / making )</w:t>
       </w:r>
       <w:r>
         <w:br/>
@@ -4604,7 +4604,7 @@
           <w:sz w:val="20"/>
           <w:u w:val="none"/>
         </w:rPr>
-        <w:t>〈보기〉 ( as / the band / kept / playing / to play / the crowd / got / more excited )</w:t>
+        <w:t>〈보기〉 ( the band / more excited / kept / got / the crowd / playing / to play / as )</w:t>
       </w:r>
       <w:r>
         <w:br/>
@@ -5429,7 +5429,7 @@
           <w:sz w:val="20"/>
           <w:u w:val="none"/>
         </w:rPr>
-        <w:t>〈보기〉 ( it / is / nice / of / for / her / she / to prepare / food / the children )</w:t>
+        <w:t>〈보기〉 ( nice / to prepare / for / she / food / her / it / of / is / the children )</w:t>
       </w:r>
       <w:r>
         <w:br/>
@@ -6245,7 +6245,7 @@
           <w:sz w:val="20"/>
           <w:u w:val="none"/>
         </w:rPr>
-        <w:t>〈보기〉 ( if / it / sunny / on a picnic / yesterday had / been // have / gone / we / could / went / together )</w:t>
+        <w:t>〈보기〉 ( gone / together / sunny / it / have / went / had / if / been / yesterday / we / on a picnic / could )</w:t>
       </w:r>
       <w:r>
         <w:br/>
@@ -6927,7 +6927,7 @@
           <w:sz w:val="20"/>
           <w:u w:val="none"/>
         </w:rPr>
-        <w:t>〈보기〉 ( he / was / didn't get / very / as / he / disappointed / disappointing / any chocolate )</w:t>
+        <w:t>〈보기〉 ( very / any chocolate / didn't get / disappointed / was / disappointing / he / as / he )</w:t>
       </w:r>
       <w:r>
         <w:br/>

--- a/mokdong3/2fin/word/md3s2_grammar_check_exam.docx
+++ b/mokdong3/2fin/word/md3s2_grammar_check_exam.docx
@@ -2097,7 +2097,7 @@
           <w:sz w:val="20"/>
           <w:u w:val="none"/>
         </w:rPr>
-        <w:t>〈보기〉 ( when / have / already / bought / the train / arrived / I / had / the ticket )</w:t>
+        <w:t>〈보기〉 ( arrived / I / the ticket / already / when / have / bought / the train / had )</w:t>
       </w:r>
       <w:r>
         <w:br/>

--- a/mokdong3/2fin/word/md3s2_grammar_check_exam.docx
+++ b/mokdong3/2fin/word/md3s2_grammar_check_exam.docx
@@ -19,10 +19,10 @@
     </w:p>
     <w:p>
       <w:pPr>
-        <w:spacing w:after="80"/>
         <w:pBdr>
           <w:bottom w:val="single" w:sz="8" w:space="2" w:color="1F3864"/>
         </w:pBdr>
+        <w:spacing w:after="80"/>
       </w:pPr>
       <w:r>
         <w:rPr>
@@ -746,9 +746,9 @@
     </w:p>
     <w:p>
       <w:pPr>
+        <w:shd w:val="clear" w:color="auto" w:fill="F1F4F9"/>
         <w:spacing w:after="30"/>
         <w:ind w:left="85"/>
-        <w:shd w:val="clear" w:color="auto" w:fill="F1F4F9"/>
       </w:pPr>
       <w:r>
         <w:rPr>
@@ -846,9 +846,9 @@
     </w:p>
     <w:p>
       <w:pPr>
+        <w:shd w:val="clear" w:color="auto" w:fill="F1F4F9"/>
         <w:spacing w:after="30"/>
         <w:ind w:left="85"/>
-        <w:shd w:val="clear" w:color="auto" w:fill="F1F4F9"/>
       </w:pPr>
       <w:r>
         <w:rPr>
@@ -1050,9 +1050,9 @@
     </w:p>
     <w:p>
       <w:pPr>
+        <w:shd w:val="clear" w:color="auto" w:fill="F1F4F9"/>
         <w:spacing w:after="30"/>
         <w:ind w:left="85"/>
-        <w:shd w:val="clear" w:color="auto" w:fill="F1F4F9"/>
       </w:pPr>
       <w:r>
         <w:rPr>
@@ -1345,9 +1345,9 @@
     </w:p>
     <w:p>
       <w:pPr>
+        <w:shd w:val="clear" w:color="auto" w:fill="F1F4F9"/>
         <w:spacing w:after="30"/>
         <w:ind w:left="85"/>
-        <w:shd w:val="clear" w:color="auto" w:fill="F1F4F9"/>
       </w:pPr>
       <w:r>
         <w:rPr>
@@ -2086,9 +2086,9 @@
     </w:p>
     <w:p>
       <w:pPr>
+        <w:shd w:val="clear" w:color="auto" w:fill="F1F4F9"/>
         <w:spacing w:after="30"/>
         <w:ind w:left="85"/>
-        <w:shd w:val="clear" w:color="auto" w:fill="F1F4F9"/>
       </w:pPr>
       <w:r>
         <w:rPr>
@@ -2947,9 +2947,9 @@
     </w:p>
     <w:p>
       <w:pPr>
+        <w:shd w:val="clear" w:color="auto" w:fill="F1F4F9"/>
         <w:spacing w:after="30"/>
         <w:ind w:left="85"/>
-        <w:shd w:val="clear" w:color="auto" w:fill="F1F4F9"/>
       </w:pPr>
       <w:r>
         <w:rPr>
@@ -3760,9 +3760,9 @@
     </w:p>
     <w:p>
       <w:pPr>
+        <w:shd w:val="clear" w:color="auto" w:fill="F1F4F9"/>
         <w:spacing w:after="30"/>
         <w:ind w:left="85"/>
-        <w:shd w:val="clear" w:color="auto" w:fill="F1F4F9"/>
       </w:pPr>
       <w:r>
         <w:rPr>
@@ -3860,9 +3860,9 @@
     </w:p>
     <w:p>
       <w:pPr>
+        <w:shd w:val="clear" w:color="auto" w:fill="F1F4F9"/>
         <w:spacing w:after="30"/>
         <w:ind w:left="85"/>
-        <w:shd w:val="clear" w:color="auto" w:fill="F1F4F9"/>
       </w:pPr>
       <w:r>
         <w:rPr>
@@ -4028,9 +4028,9 @@
     </w:p>
     <w:p>
       <w:pPr>
+        <w:shd w:val="clear" w:color="auto" w:fill="F1F4F9"/>
         <w:spacing w:after="30"/>
         <w:ind w:left="85"/>
-        <w:shd w:val="clear" w:color="auto" w:fill="F1F4F9"/>
       </w:pPr>
       <w:r>
         <w:rPr>
@@ -4593,9 +4593,9 @@
     </w:p>
     <w:p>
       <w:pPr>
+        <w:shd w:val="clear" w:color="auto" w:fill="F1F4F9"/>
         <w:spacing w:after="30"/>
         <w:ind w:left="85"/>
-        <w:shd w:val="clear" w:color="auto" w:fill="F1F4F9"/>
       </w:pPr>
       <w:r>
         <w:rPr>
@@ -5418,9 +5418,9 @@
     </w:p>
     <w:p>
       <w:pPr>
+        <w:shd w:val="clear" w:color="auto" w:fill="F1F4F9"/>
         <w:spacing w:after="30"/>
         <w:ind w:left="85"/>
-        <w:shd w:val="clear" w:color="auto" w:fill="F1F4F9"/>
       </w:pPr>
       <w:r>
         <w:rPr>
@@ -6234,9 +6234,9 @@
     </w:p>
     <w:p>
       <w:pPr>
+        <w:shd w:val="clear" w:color="auto" w:fill="F1F4F9"/>
         <w:spacing w:after="30"/>
         <w:ind w:left="85"/>
-        <w:shd w:val="clear" w:color="auto" w:fill="F1F4F9"/>
       </w:pPr>
       <w:r>
         <w:rPr>
@@ -6916,9 +6916,9 @@
     </w:p>
     <w:p>
       <w:pPr>
+        <w:shd w:val="clear" w:color="auto" w:fill="F1F4F9"/>
         <w:spacing w:after="30"/>
         <w:ind w:left="85"/>
-        <w:shd w:val="clear" w:color="auto" w:fill="F1F4F9"/>
       </w:pPr>
       <w:r>
         <w:rPr>
@@ -7013,9 +7013,9 @@
     </w:p>
     <w:p>
       <w:pPr>
+        <w:shd w:val="clear" w:color="auto" w:fill="F1F4F9"/>
         <w:spacing w:after="30"/>
         <w:ind w:left="85"/>
-        <w:shd w:val="clear" w:color="auto" w:fill="F1F4F9"/>
       </w:pPr>
       <w:r>
         <w:rPr>
@@ -7143,9 +7143,9 @@
     </w:p>
     <w:p>
       <w:pPr>
+        <w:shd w:val="clear" w:color="auto" w:fill="F1F4F9"/>
         <w:spacing w:after="30"/>
         <w:ind w:left="85"/>
-        <w:shd w:val="clear" w:color="auto" w:fill="F1F4F9"/>
       </w:pPr>
       <w:r>
         <w:rPr>
@@ -7253,8 +7253,8 @@
           <w:type w:val="continuous"/>
           <w:pgSz w:w="11906" w:h="16838"/>
           <w:pgMar w:top="680" w:right="794" w:bottom="624" w:left="794" w:header="720" w:footer="720" w:gutter="0"/>
+          <w:cols w:num="2" w:space="396" w:sep="1"/>
           <w:docGrid w:linePitch="360"/>
-          <w:cols w:num="2" w:space="396" w:sep="1"/>
         </w:sectPr>
       </w:pPr>
     </w:p>
@@ -9852,8 +9852,8 @@
     <w:sectPr>
       <w:pgSz w:w="11906" w:h="16838"/>
       <w:pgMar w:top="680" w:right="794" w:bottom="624" w:left="794" w:header="720" w:footer="720" w:gutter="0"/>
+      <w:cols w:num="1" w:space="396"/>
       <w:docGrid w:linePitch="360"/>
-      <w:cols w:num="1" w:space="396"/>
     </w:sectPr>
   </w:body>
 </w:document>

--- a/mokdong3/2fin/word/md3s2_grammar_check_exam.docx
+++ b/mokdong3/2fin/word/md3s2_grammar_check_exam.docx
@@ -19,10 +19,10 @@
     </w:p>
     <w:p>
       <w:pPr>
+        <w:spacing w:after="80"/>
         <w:pBdr>
           <w:bottom w:val="single" w:sz="8" w:space="2" w:color="1F3864"/>
         </w:pBdr>
-        <w:spacing w:after="80"/>
       </w:pPr>
       <w:r>
         <w:rPr>
@@ -746,9 +746,9 @@
     </w:p>
     <w:p>
       <w:pPr>
-        <w:shd w:val="clear" w:color="auto" w:fill="F1F4F9"/>
         <w:spacing w:after="30"/>
         <w:ind w:left="85"/>
+        <w:shd w:val="clear" w:color="auto" w:fill="F1F4F9"/>
       </w:pPr>
       <w:r>
         <w:rPr>
@@ -846,9 +846,9 @@
     </w:p>
     <w:p>
       <w:pPr>
-        <w:shd w:val="clear" w:color="auto" w:fill="F1F4F9"/>
         <w:spacing w:after="30"/>
         <w:ind w:left="85"/>
+        <w:shd w:val="clear" w:color="auto" w:fill="F1F4F9"/>
       </w:pPr>
       <w:r>
         <w:rPr>
@@ -1050,9 +1050,9 @@
     </w:p>
     <w:p>
       <w:pPr>
-        <w:shd w:val="clear" w:color="auto" w:fill="F1F4F9"/>
         <w:spacing w:after="30"/>
         <w:ind w:left="85"/>
+        <w:shd w:val="clear" w:color="auto" w:fill="F1F4F9"/>
       </w:pPr>
       <w:r>
         <w:rPr>
@@ -1345,9 +1345,9 @@
     </w:p>
     <w:p>
       <w:pPr>
-        <w:shd w:val="clear" w:color="auto" w:fill="F1F4F9"/>
         <w:spacing w:after="30"/>
         <w:ind w:left="85"/>
+        <w:shd w:val="clear" w:color="auto" w:fill="F1F4F9"/>
       </w:pPr>
       <w:r>
         <w:rPr>
@@ -2086,9 +2086,9 @@
     </w:p>
     <w:p>
       <w:pPr>
-        <w:shd w:val="clear" w:color="auto" w:fill="F1F4F9"/>
         <w:spacing w:after="30"/>
         <w:ind w:left="85"/>
+        <w:shd w:val="clear" w:color="auto" w:fill="F1F4F9"/>
       </w:pPr>
       <w:r>
         <w:rPr>
@@ -2947,9 +2947,9 @@
     </w:p>
     <w:p>
       <w:pPr>
-        <w:shd w:val="clear" w:color="auto" w:fill="F1F4F9"/>
         <w:spacing w:after="30"/>
         <w:ind w:left="85"/>
+        <w:shd w:val="clear" w:color="auto" w:fill="F1F4F9"/>
       </w:pPr>
       <w:r>
         <w:rPr>
@@ -3760,9 +3760,9 @@
     </w:p>
     <w:p>
       <w:pPr>
-        <w:shd w:val="clear" w:color="auto" w:fill="F1F4F9"/>
         <w:spacing w:after="30"/>
         <w:ind w:left="85"/>
+        <w:shd w:val="clear" w:color="auto" w:fill="F1F4F9"/>
       </w:pPr>
       <w:r>
         <w:rPr>
@@ -3860,9 +3860,9 @@
     </w:p>
     <w:p>
       <w:pPr>
-        <w:shd w:val="clear" w:color="auto" w:fill="F1F4F9"/>
         <w:spacing w:after="30"/>
         <w:ind w:left="85"/>
+        <w:shd w:val="clear" w:color="auto" w:fill="F1F4F9"/>
       </w:pPr>
       <w:r>
         <w:rPr>
@@ -4028,9 +4028,9 @@
     </w:p>
     <w:p>
       <w:pPr>
-        <w:shd w:val="clear" w:color="auto" w:fill="F1F4F9"/>
         <w:spacing w:after="30"/>
         <w:ind w:left="85"/>
+        <w:shd w:val="clear" w:color="auto" w:fill="F1F4F9"/>
       </w:pPr>
       <w:r>
         <w:rPr>
@@ -4593,9 +4593,9 @@
     </w:p>
     <w:p>
       <w:pPr>
-        <w:shd w:val="clear" w:color="auto" w:fill="F1F4F9"/>
         <w:spacing w:after="30"/>
         <w:ind w:left="85"/>
+        <w:shd w:val="clear" w:color="auto" w:fill="F1F4F9"/>
       </w:pPr>
       <w:r>
         <w:rPr>
@@ -5418,9 +5418,9 @@
     </w:p>
     <w:p>
       <w:pPr>
-        <w:shd w:val="clear" w:color="auto" w:fill="F1F4F9"/>
         <w:spacing w:after="30"/>
         <w:ind w:left="85"/>
+        <w:shd w:val="clear" w:color="auto" w:fill="F1F4F9"/>
       </w:pPr>
       <w:r>
         <w:rPr>
@@ -6234,9 +6234,9 @@
     </w:p>
     <w:p>
       <w:pPr>
-        <w:shd w:val="clear" w:color="auto" w:fill="F1F4F9"/>
         <w:spacing w:after="30"/>
         <w:ind w:left="85"/>
+        <w:shd w:val="clear" w:color="auto" w:fill="F1F4F9"/>
       </w:pPr>
       <w:r>
         <w:rPr>
@@ -6542,25 +6542,7 @@
           <w:sz w:val="20"/>
           <w:u w:val="none"/>
         </w:rPr>
-        <w:t>옳은</w:t>
-      </w:r>
-      <w:r>
-        <w:rPr>
-          <w:b w:val="0"/>
-          <w:i w:val="0"/>
-          <w:sz w:val="20"/>
-          <w:u w:val="none"/>
-        </w:rPr>
-        <w:t xml:space="preserve"> 변환의 </w:t>
-      </w:r>
-      <w:r>
-        <w:rPr>
-          <w:b/>
-          <w:i w:val="0"/>
-          <w:sz w:val="20"/>
-          <w:u w:val="none"/>
-        </w:rPr>
-        <w:t>개수</w:t>
+        <w:t>옳은 변환의 개수</w:t>
       </w:r>
       <w:r>
         <w:rPr>
@@ -6570,6 +6552,94 @@
           <w:u w:val="none"/>
         </w:rPr>
         <w:t>는?</w:t>
+      </w:r>
+    </w:p>
+    <w:p>
+      <w:pPr>
+        <w:spacing w:after="30"/>
+        <w:ind w:left="85"/>
+        <w:shd w:val="clear" w:color="auto" w:fill="F1F4F9"/>
+      </w:pPr>
+      <w:r>
+        <w:rPr>
+          <w:b w:val="0"/>
+          <w:i w:val="0"/>
+          <w:sz w:val="20"/>
+          <w:u w:val="none"/>
+        </w:rPr>
+        <w:t>ⓐ As I didn't know what to say, I kept silent. → Not knowing what to say, I kept silent.</w:t>
+      </w:r>
+      <w:r>
+        <w:br/>
+      </w:r>
+      <w:r>
+        <w:rPr>
+          <w:b w:val="0"/>
+          <w:i w:val="0"/>
+          <w:sz w:val="20"/>
+          <w:u w:val="none"/>
+        </w:rPr>
+        <w:t>ⓑ Joe is richer than Henry. → Henry is not as rich as Joe.</w:t>
+      </w:r>
+      <w:r>
+        <w:br/>
+      </w:r>
+      <w:r>
+        <w:rPr>
+          <w:b w:val="0"/>
+          <w:i w:val="0"/>
+          <w:sz w:val="20"/>
+          <w:u w:val="none"/>
+        </w:rPr>
+        <w:t>ⓒ You didn't tell me about the problem, so I didn't help you. → If you told me about the problem, I would have helped you.</w:t>
+      </w:r>
+      <w:r>
+        <w:br/>
+      </w:r>
+      <w:r>
+        <w:rPr>
+          <w:b w:val="0"/>
+          <w:i w:val="0"/>
+          <w:sz w:val="20"/>
+          <w:u w:val="none"/>
+        </w:rPr>
+        <w:t>ⓓ It is impossible to live without water. → It is impossible of us to live without water.</w:t>
+      </w:r>
+      <w:r>
+        <w:br/>
+      </w:r>
+      <w:r>
+        <w:rPr>
+          <w:b w:val="0"/>
+          <w:i w:val="0"/>
+          <w:sz w:val="20"/>
+          <w:u w:val="none"/>
+        </w:rPr>
+        <w:t>ⓔ The girl who is sitting next to me suddenly started to scream. → The girl sitting next to me suddenly started to scream.</w:t>
+      </w:r>
+      <w:r>
+        <w:br/>
+      </w:r>
+      <w:r>
+        <w:rPr>
+          <w:b w:val="0"/>
+          <w:i w:val="0"/>
+          <w:sz w:val="20"/>
+          <w:u w:val="none"/>
+        </w:rPr>
+        <w:t>ⓕ When I entered the room, the class already begins. → When I entered the room, the class had already begun.</w:t>
+      </w:r>
+      <w:r>
+        <w:br/>
+      </w:r>
+      <w:r>
+        <w:rPr>
+          <w:b w:val="0"/>
+          <w:i w:val="0"/>
+          <w:sz w:val="20"/>
+          <w:u w:val="none"/>
+        </w:rPr>
+        <w:t>ⓖ This is the thing that I wanted to tell you. → This is what I wanted to tell you.</w:t>
       </w:r>
     </w:p>
     <w:p>
@@ -6584,7 +6654,67 @@
           <w:sz w:val="20"/>
           <w:u w:val="none"/>
         </w:rPr>
-        <w:t>◆ 출제 메모(원본): (표적: 옳은 변환 개수 세기 G-C) (표적: 옳은 변환 개수(G-C)) — 원본에 같은 메모가 두 번 적혀 있음</w:t>
+        <w:t>① 3개    ② 4개    ③ 5개    ④ 6개    ⑤ 7개</w:t>
+      </w:r>
+    </w:p>
+    <w:p>
+      <w:pPr>
+        <w:spacing w:after="20" w:before="50"/>
+      </w:pPr>
+      <w:r>
+        <w:rPr>
+          <w:b/>
+          <w:i w:val="0"/>
+          <w:color w:val="1F3864"/>
+          <w:sz w:val="20"/>
+          <w:u w:val="none"/>
+        </w:rPr>
+        <w:t xml:space="preserve">110. </w:t>
+      </w:r>
+      <w:r>
+        <w:rPr>
+          <w:b w:val="0"/>
+          <w:i w:val="0"/>
+          <w:sz w:val="20"/>
+          <w:u w:val="none"/>
+        </w:rPr>
+        <w:t xml:space="preserve">어법상 </w:t>
+      </w:r>
+      <w:r>
+        <w:rPr>
+          <w:b/>
+          <w:i w:val="0"/>
+          <w:sz w:val="20"/>
+          <w:u w:val="none"/>
+        </w:rPr>
+        <w:t>옳은</w:t>
+      </w:r>
+      <w:r>
+        <w:rPr>
+          <w:b w:val="0"/>
+          <w:i w:val="0"/>
+          <w:sz w:val="20"/>
+          <w:u w:val="none"/>
+        </w:rPr>
+        <w:t xml:space="preserve"> 문장을 </w:t>
+      </w:r>
+      <w:r>
+        <w:rPr>
+          <w:b/>
+          <w:i w:val="0"/>
+          <w:sz w:val="20"/>
+          <w:u w:val="none"/>
+        </w:rPr>
+        <w:t>있는 대로</w:t>
+      </w:r>
+      <w:r>
+        <w:rPr>
+          <w:b w:val="0"/>
+          <w:i w:val="0"/>
+          <w:sz w:val="20"/>
+          <w:u w:val="none"/>
+        </w:rPr>
+        <w:t xml:space="preserve"> 고르시오.</w:t>
       </w:r>
     </w:p>
     <w:p>
@@ -6599,7 +6729,7 @@
           <w:sz w:val="20"/>
           <w:u w:val="none"/>
         </w:rPr>
-        <w:t>ⓐ As I was tired, I went to bed early. → Being tired, I went to bed early.</w:t>
+        <w:t>① Having no time, I had to run.</w:t>
       </w:r>
     </w:p>
     <w:p>
@@ -6614,7 +6744,7 @@
           <w:sz w:val="20"/>
           <w:u w:val="none"/>
         </w:rPr>
-        <w:t>ⓑ Henry is not as rich as Joe. → Joe is richer than Henry.</w:t>
+        <w:t>② Gold is twice as expensiver as silver.</w:t>
       </w:r>
     </w:p>
     <w:p>
@@ -6629,7 +6759,7 @@
           <w:sz w:val="20"/>
           <w:u w:val="none"/>
         </w:rPr>
-        <w:t>ⓒ I didn't know her address, so I couldn't write to her. → If I knew her address, I could have written to her.</w:t>
+        <w:t>③ It was clever of him to get to the concert early.</w:t>
       </w:r>
     </w:p>
     <w:p>
@@ -6644,7 +6774,7 @@
           <w:sz w:val="20"/>
           <w:u w:val="none"/>
         </w:rPr>
-        <w:t>ⓓ It was kind that you helped me. → It was kind for you to help me.</w:t>
+        <w:t>④ I realized I have seen him somewhere before.</w:t>
       </w:r>
     </w:p>
     <w:p>
@@ -6659,7 +6789,186 @@
           <w:sz w:val="20"/>
           <w:u w:val="none"/>
         </w:rPr>
-        <w:t>ⓔ The man who is sleeping on the bench is my uncle. → The man sleeping on the bench is my uncle.</w:t>
+        <w:t>⑤ As the game went on, the players began to get tired.</w:t>
+      </w:r>
+    </w:p>
+    <w:p>
+      <w:pPr>
+        <w:spacing w:after="20" w:before="50"/>
+      </w:pPr>
+      <w:r>
+        <w:rPr>
+          <w:b/>
+          <w:i w:val="0"/>
+          <w:color w:val="1F3864"/>
+          <w:sz w:val="20"/>
+          <w:u w:val="none"/>
+        </w:rPr>
+        <w:t xml:space="preserve">111. </w:t>
+      </w:r>
+      <w:r>
+        <w:rPr>
+          <w:b w:val="0"/>
+          <w:i w:val="0"/>
+          <w:sz w:val="20"/>
+          <w:u w:val="none"/>
+        </w:rPr>
+        <w:t xml:space="preserve">〈보기〉의 단어를 </w:t>
+      </w:r>
+      <w:r>
+        <w:rPr>
+          <w:b/>
+          <w:i w:val="0"/>
+          <w:sz w:val="20"/>
+          <w:u w:val="none"/>
+        </w:rPr>
+        <w:t>모두 한 번씩</w:t>
+      </w:r>
+      <w:r>
+        <w:rPr>
+          <w:b w:val="0"/>
+          <w:i w:val="0"/>
+          <w:sz w:val="20"/>
+          <w:u w:val="none"/>
+        </w:rPr>
+        <w:t xml:space="preserve"> 배열하여 영작하고 ★ 자리의 단어를 쓰시오. (함정어 1개 제외)</w:t>
+      </w:r>
+    </w:p>
+    <w:p>
+      <w:pPr>
+        <w:spacing w:after="30"/>
+        <w:ind w:left="170"/>
+      </w:pPr>
+      <w:r>
+        <w:rPr>
+          <w:b w:val="0"/>
+          <w:i w:val="0"/>
+          <w:sz w:val="20"/>
+          <w:u w:val="none"/>
+        </w:rPr>
+        <w:t>◆ 출제 메모(원본): (표적: 배열영작 ★자리 G-E)</w:t>
+      </w:r>
+    </w:p>
+    <w:p>
+      <w:pPr>
+        <w:spacing w:after="30"/>
+        <w:ind w:left="85"/>
+        <w:shd w:val="clear" w:color="auto" w:fill="F1F4F9"/>
+      </w:pPr>
+      <w:r>
+        <w:rPr>
+          <w:b w:val="0"/>
+          <w:i w:val="0"/>
+          <w:sz w:val="20"/>
+          <w:u w:val="none"/>
+        </w:rPr>
+        <w:t>〈보기〉 ( very / any chocolate / didn't get / disappointed / was / disappointing / he / as / he )</w:t>
+      </w:r>
+      <w:r>
+        <w:br/>
+      </w:r>
+      <w:r>
+        <w:rPr>
+          <w:b w:val="0"/>
+          <w:i w:val="0"/>
+          <w:sz w:val="20"/>
+          <w:u w:val="none"/>
+        </w:rPr>
+        <w:t>"그는 어떤 초콜릿도 받지 못해서 매우 실망했다."</w:t>
+      </w:r>
+      <w:r>
+        <w:br/>
+      </w:r>
+      <w:r>
+        <w:rPr>
+          <w:b w:val="0"/>
+          <w:i w:val="0"/>
+          <w:sz w:val="20"/>
+          <w:u w:val="none"/>
+        </w:rPr>
+        <w:t>→ ______ ______ ______ ★______ ______ ______ ______ ______ . ▶ ★ = ______</w:t>
+      </w:r>
+    </w:p>
+    <w:p>
+      <w:pPr>
+        <w:spacing w:after="20" w:before="50"/>
+      </w:pPr>
+      <w:r>
+        <w:rPr>
+          <w:b/>
+          <w:i w:val="0"/>
+          <w:color w:val="1F3864"/>
+          <w:sz w:val="20"/>
+          <w:u w:val="none"/>
+        </w:rPr>
+        <w:t xml:space="preserve">112. </w:t>
+      </w:r>
+      <w:r>
+        <w:rPr>
+          <w:b w:val="0"/>
+          <w:i w:val="0"/>
+          <w:sz w:val="20"/>
+          <w:u w:val="none"/>
+        </w:rPr>
+        <w:t xml:space="preserve">다음 빈칸 중 〈보기〉의 단어를 쓸 수 </w:t>
+      </w:r>
+      <w:r>
+        <w:rPr>
+          <w:b/>
+          <w:i w:val="0"/>
+          <w:sz w:val="20"/>
+          <w:u w:val="none"/>
+        </w:rPr>
+        <w:t>없는</w:t>
+      </w:r>
+      <w:r>
+        <w:rPr>
+          <w:b w:val="0"/>
+          <w:i w:val="0"/>
+          <w:sz w:val="20"/>
+          <w:u w:val="none"/>
+        </w:rPr>
+        <w:t xml:space="preserve"> 곳은?</w:t>
+      </w:r>
+    </w:p>
+    <w:p>
+      <w:pPr>
+        <w:spacing w:after="30"/>
+        <w:ind w:left="170"/>
+      </w:pPr>
+      <w:r>
+        <w:rPr>
+          <w:b w:val="0"/>
+          <w:i w:val="0"/>
+          <w:sz w:val="20"/>
+          <w:u w:val="none"/>
+        </w:rPr>
+        <w:t>◆ 출제 메모(원본): (표적: 보기 단어 들어갈 수 없는 곳 G-A) (표적: 보기 단어 배제형(G-A))</w:t>
+      </w:r>
+    </w:p>
+    <w:p>
+      <w:pPr>
+        <w:spacing w:after="30"/>
+        <w:ind w:left="85"/>
+        <w:shd w:val="clear" w:color="auto" w:fill="F1F4F9"/>
+      </w:pPr>
+      <w:r>
+        <w:rPr>
+          <w:b w:val="0"/>
+          <w:i w:val="0"/>
+          <w:sz w:val="20"/>
+          <w:u w:val="none"/>
+        </w:rPr>
+        <w:t xml:space="preserve">〈보기〉 </w:t>
+      </w:r>
+      <w:r>
+        <w:rPr>
+          <w:b/>
+          <w:i w:val="0"/>
+          <w:sz w:val="20"/>
+          <w:u w:val="none"/>
+        </w:rPr>
+        <w:t>as</w:t>
       </w:r>
     </w:p>
     <w:p>
@@ -6674,7 +6983,7 @@
           <w:sz w:val="20"/>
           <w:u w:val="none"/>
         </w:rPr>
-        <w:t>ⓕ When I arrived, the show already started. → When I arrived, the show had already started.</w:t>
+        <w:t>① Do ______ I say. ② ______ time passed, she became more confident.</w:t>
       </w:r>
     </w:p>
     <w:p>
@@ -6689,7 +6998,7 @@
           <w:sz w:val="20"/>
           <w:u w:val="none"/>
         </w:rPr>
-        <w:t>ⓖ I remember the thing that you said. → I remember what you said.</w:t>
+        <w:t>③ My mom is ______ busy as a bee. ④ I don't know ______ to do next.</w:t>
       </w:r>
     </w:p>
     <w:p>
@@ -6704,7 +7013,7 @@
           <w:sz w:val="20"/>
           <w:u w:val="none"/>
         </w:rPr>
-        <w:t>① 3개 ② 4개 ③ 5개 ④ 6개 ⑤ 7개</w:t>
+        <w:t>⑤ I respect him ______ a doctor.</w:t>
       </w:r>
     </w:p>
     <w:p>
@@ -6719,16 +7028,16 @@
           <w:sz w:val="20"/>
           <w:u w:val="none"/>
         </w:rPr>
-        <w:t xml:space="preserve">110. </w:t>
-      </w:r>
-      <w:r>
-        <w:rPr>
-          <w:b w:val="0"/>
-          <w:i w:val="0"/>
-          <w:sz w:val="20"/>
-          <w:u w:val="none"/>
-        </w:rPr>
-        <w:t xml:space="preserve">어법상 </w:t>
+        <w:t xml:space="preserve">113. </w:t>
+      </w:r>
+      <w:r>
+        <w:rPr>
+          <w:b w:val="0"/>
+          <w:i w:val="0"/>
+          <w:sz w:val="20"/>
+          <w:u w:val="none"/>
+        </w:rPr>
+        <w:t xml:space="preserve">다음 문장의 밑줄 친 ⓐ~ⓔ 중 어법상 </w:t>
       </w:r>
       <w:r>
         <w:rPr>
@@ -6737,16 +7046,16 @@
           <w:sz w:val="20"/>
           <w:u w:val="none"/>
         </w:rPr>
-        <w:t>옳은</w:t>
-      </w:r>
-      <w:r>
-        <w:rPr>
-          <w:b w:val="0"/>
-          <w:i w:val="0"/>
-          <w:sz w:val="20"/>
-          <w:u w:val="none"/>
-        </w:rPr>
-        <w:t xml:space="preserve"> 문장을 </w:t>
+        <w:t>틀린</w:t>
+      </w:r>
+      <w:r>
+        <w:rPr>
+          <w:b w:val="0"/>
+          <w:i w:val="0"/>
+          <w:sz w:val="20"/>
+          <w:u w:val="none"/>
+        </w:rPr>
+        <w:t xml:space="preserve"> 것을 </w:t>
       </w:r>
       <w:r>
         <w:rPr>
@@ -6755,22 +7064,23 @@
           <w:sz w:val="20"/>
           <w:u w:val="none"/>
         </w:rPr>
-        <w:t>있는 대로</w:t>
-      </w:r>
-      <w:r>
-        <w:rPr>
-          <w:b w:val="0"/>
-          <w:i w:val="0"/>
-          <w:sz w:val="20"/>
-          <w:u w:val="none"/>
-        </w:rPr>
-        <w:t xml:space="preserve"> 고르시오.</w:t>
+        <w:t>모두</w:t>
+      </w:r>
+      <w:r>
+        <w:rPr>
+          <w:b w:val="0"/>
+          <w:i w:val="0"/>
+          <w:sz w:val="20"/>
+          <w:u w:val="none"/>
+        </w:rPr>
+        <w:t xml:space="preserve"> 찾아 바르게 고치시오.</w:t>
       </w:r>
     </w:p>
     <w:p>
       <w:pPr>
         <w:spacing w:after="30"/>
-        <w:ind w:left="170"/>
+        <w:ind w:left="85"/>
+        <w:shd w:val="clear" w:color="auto" w:fill="F1F4F9"/>
       </w:pPr>
       <w:r>
         <w:rPr>
@@ -6779,155 +7089,25 @@
           <w:sz w:val="20"/>
           <w:u w:val="none"/>
         </w:rPr>
-        <w:t>◆ 출제 메모(원본): (표적: 복수정답 「있는 대로」 — 목동중 시그니처)</w:t>
-      </w:r>
-    </w:p>
-    <w:p>
-      <w:pPr>
-        <w:spacing w:after="10"/>
-        <w:ind w:left="170"/>
-      </w:pPr>
-      <w:r>
-        <w:rPr>
-          <w:b w:val="0"/>
-          <w:i w:val="0"/>
-          <w:sz w:val="20"/>
-          <w:u w:val="none"/>
-        </w:rPr>
-        <w:t>① Not having enough time, we took a taxi.</w:t>
-      </w:r>
-    </w:p>
-    <w:p>
-      <w:pPr>
-        <w:spacing w:after="10"/>
-        <w:ind w:left="170"/>
-      </w:pPr>
-      <w:r>
-        <w:rPr>
-          <w:b w:val="0"/>
-          <w:i w:val="0"/>
-          <w:sz w:val="20"/>
-          <w:u w:val="none"/>
-        </w:rPr>
-        <w:t>② This cake is twice as deliciouser as that one.</w:t>
-      </w:r>
-    </w:p>
-    <w:p>
-      <w:pPr>
-        <w:spacing w:after="10"/>
-        <w:ind w:left="170"/>
-      </w:pPr>
-      <w:r>
-        <w:rPr>
-          <w:b w:val="0"/>
-          <w:i w:val="0"/>
-          <w:sz w:val="20"/>
-          <w:u w:val="none"/>
-        </w:rPr>
-        <w:t>③ It was foolish of him to believe such a story.</w:t>
-      </w:r>
-    </w:p>
-    <w:p>
-      <w:pPr>
-        <w:spacing w:after="10"/>
-        <w:ind w:left="170"/>
-      </w:pPr>
-      <w:r>
-        <w:rPr>
-          <w:b w:val="0"/>
-          <w:i w:val="0"/>
-          <w:sz w:val="20"/>
-          <w:u w:val="none"/>
-        </w:rPr>
-        <w:t>④ She realized that she has left her bag on the bus.</w:t>
-      </w:r>
-    </w:p>
-    <w:p>
-      <w:pPr>
-        <w:spacing w:after="10"/>
-        <w:ind w:left="170"/>
-      </w:pPr>
-      <w:r>
-        <w:rPr>
-          <w:b w:val="0"/>
-          <w:i w:val="0"/>
-          <w:sz w:val="20"/>
-          <w:u w:val="none"/>
-        </w:rPr>
-        <w:t>⑤ As the sun set, the sky turned red.</w:t>
-      </w:r>
-    </w:p>
-    <w:p>
-      <w:pPr>
-        <w:spacing w:after="20" w:before="50"/>
-      </w:pPr>
-      <w:r>
-        <w:rPr>
-          <w:b/>
-          <w:i w:val="0"/>
-          <w:color w:val="1F3864"/>
-          <w:sz w:val="20"/>
-          <w:u w:val="none"/>
-        </w:rPr>
-        <w:t xml:space="preserve">111. </w:t>
-      </w:r>
-      <w:r>
-        <w:rPr>
-          <w:b w:val="0"/>
-          <w:i w:val="0"/>
-          <w:sz w:val="20"/>
-          <w:u w:val="none"/>
-        </w:rPr>
-        <w:t xml:space="preserve">〈보기〉의 단어를 </w:t>
-      </w:r>
-      <w:r>
-        <w:rPr>
-          <w:b/>
-          <w:i w:val="0"/>
-          <w:sz w:val="20"/>
-          <w:u w:val="none"/>
-        </w:rPr>
-        <w:t>모두 한 번씩</w:t>
-      </w:r>
-      <w:r>
-        <w:rPr>
-          <w:b w:val="0"/>
-          <w:i w:val="0"/>
-          <w:sz w:val="20"/>
-          <w:u w:val="none"/>
-        </w:rPr>
-        <w:t xml:space="preserve"> 배열하여 영작하고 ★ 자리의 단어를 쓰시오. (함정어 1개 제외)</w:t>
-      </w:r>
-    </w:p>
-    <w:p>
-      <w:pPr>
-        <w:spacing w:after="30"/>
-        <w:ind w:left="170"/>
-      </w:pPr>
-      <w:r>
-        <w:rPr>
-          <w:b w:val="0"/>
-          <w:i w:val="0"/>
-          <w:sz w:val="20"/>
-          <w:u w:val="none"/>
-        </w:rPr>
-        <w:t>◆ 출제 메모(원본): (표적: 배열영작 ★자리 G-E)</w:t>
-      </w:r>
-    </w:p>
-    <w:p>
-      <w:pPr>
-        <w:shd w:val="clear" w:color="auto" w:fill="F1F4F9"/>
-        <w:spacing w:after="30"/>
-        <w:ind w:left="85"/>
-      </w:pPr>
-      <w:r>
-        <w:rPr>
-          <w:b w:val="0"/>
-          <w:i w:val="0"/>
-          <w:sz w:val="20"/>
-          <w:u w:val="none"/>
-        </w:rPr>
-        <w:t>〈보기〉 ( very / any chocolate / didn't get / disappointed / was / disappointing / he / as / he )</w:t>
+        <w:t xml:space="preserve">· He picked up a book ⓐ </w:t>
+      </w:r>
+      <w:r>
+        <w:rPr>
+          <w:b w:val="0"/>
+          <w:i w:val="0"/>
+          <w:sz w:val="20"/>
+          <w:u w:val="single"/>
+        </w:rPr>
+        <w:t>left</w:t>
+      </w:r>
+      <w:r>
+        <w:rPr>
+          <w:b w:val="0"/>
+          <w:i w:val="0"/>
+          <w:sz w:val="20"/>
+          <w:u w:val="none"/>
+        </w:rPr>
+        <w:t xml:space="preserve"> on the bench.</w:t>
       </w:r>
       <w:r>
         <w:br/>
@@ -6939,7 +7119,25 @@
           <w:sz w:val="20"/>
           <w:u w:val="none"/>
         </w:rPr>
-        <w:t>"그는 어떤 초콜릿도 받지 못해서 매우 실망했다."</w:t>
+        <w:t xml:space="preserve">· By the time we got to the station, the train ⓑ </w:t>
+      </w:r>
+      <w:r>
+        <w:rPr>
+          <w:b w:val="0"/>
+          <w:i w:val="0"/>
+          <w:sz w:val="20"/>
+          <w:u w:val="single"/>
+        </w:rPr>
+        <w:t>has already left</w:t>
+      </w:r>
+      <w:r>
+        <w:rPr>
+          <w:b w:val="0"/>
+          <w:i w:val="0"/>
+          <w:sz w:val="20"/>
+          <w:u w:val="none"/>
+        </w:rPr>
+        <w:t>.</w:t>
       </w:r>
       <w:r>
         <w:br/>
@@ -6951,210 +7149,7 @@
           <w:sz w:val="20"/>
           <w:u w:val="none"/>
         </w:rPr>
-        <w:t>→ ______ ______ ______ ★______ ______ ______ ______ ______ . ▶ ★ = ______</w:t>
-      </w:r>
-    </w:p>
-    <w:p>
-      <w:pPr>
-        <w:spacing w:after="20" w:before="50"/>
-      </w:pPr>
-      <w:r>
-        <w:rPr>
-          <w:b/>
-          <w:i w:val="0"/>
-          <w:color w:val="1F3864"/>
-          <w:sz w:val="20"/>
-          <w:u w:val="none"/>
-        </w:rPr>
-        <w:t xml:space="preserve">112. </w:t>
-      </w:r>
-      <w:r>
-        <w:rPr>
-          <w:b w:val="0"/>
-          <w:i w:val="0"/>
-          <w:sz w:val="20"/>
-          <w:u w:val="none"/>
-        </w:rPr>
-        <w:t xml:space="preserve">다음 빈칸 중 〈보기〉의 단어를 쓸 수 </w:t>
-      </w:r>
-      <w:r>
-        <w:rPr>
-          <w:b/>
-          <w:i w:val="0"/>
-          <w:sz w:val="20"/>
-          <w:u w:val="none"/>
-        </w:rPr>
-        <w:t>없는</w:t>
-      </w:r>
-      <w:r>
-        <w:rPr>
-          <w:b w:val="0"/>
-          <w:i w:val="0"/>
-          <w:sz w:val="20"/>
-          <w:u w:val="none"/>
-        </w:rPr>
-        <w:t xml:space="preserve"> 곳은?</w:t>
-      </w:r>
-    </w:p>
-    <w:p>
-      <w:pPr>
-        <w:spacing w:after="30"/>
-        <w:ind w:left="170"/>
-      </w:pPr>
-      <w:r>
-        <w:rPr>
-          <w:b w:val="0"/>
-          <w:i w:val="0"/>
-          <w:sz w:val="20"/>
-          <w:u w:val="none"/>
-        </w:rPr>
-        <w:t>◆ 출제 메모(원본): (표적: 보기 단어 들어갈 수 없는 곳 G-A) (표적: 보기 단어 배제형(G-A))</w:t>
-      </w:r>
-    </w:p>
-    <w:p>
-      <w:pPr>
-        <w:shd w:val="clear" w:color="auto" w:fill="F1F4F9"/>
-        <w:spacing w:after="30"/>
-        <w:ind w:left="85"/>
-      </w:pPr>
-      <w:r>
-        <w:rPr>
-          <w:b w:val="0"/>
-          <w:i w:val="0"/>
-          <w:sz w:val="20"/>
-          <w:u w:val="none"/>
-        </w:rPr>
-        <w:t xml:space="preserve">〈보기〉 </w:t>
-      </w:r>
-      <w:r>
-        <w:rPr>
-          <w:b/>
-          <w:i w:val="0"/>
-          <w:sz w:val="20"/>
-          <w:u w:val="none"/>
-        </w:rPr>
-        <w:t>as</w:t>
-      </w:r>
-    </w:p>
-    <w:p>
-      <w:pPr>
-        <w:spacing w:after="10"/>
-        <w:ind w:left="170"/>
-      </w:pPr>
-      <w:r>
-        <w:rPr>
-          <w:b w:val="0"/>
-          <w:i w:val="0"/>
-          <w:sz w:val="20"/>
-          <w:u w:val="none"/>
-        </w:rPr>
-        <w:t>① Do ______ I say. ② ______ time passed, she became more confident.</w:t>
-      </w:r>
-    </w:p>
-    <w:p>
-      <w:pPr>
-        <w:spacing w:after="10"/>
-        <w:ind w:left="170"/>
-      </w:pPr>
-      <w:r>
-        <w:rPr>
-          <w:b w:val="0"/>
-          <w:i w:val="0"/>
-          <w:sz w:val="20"/>
-          <w:u w:val="none"/>
-        </w:rPr>
-        <w:t>③ My mom is ______ busy as a bee. ④ I don't know ______ to do next.</w:t>
-      </w:r>
-    </w:p>
-    <w:p>
-      <w:pPr>
-        <w:spacing w:after="10"/>
-        <w:ind w:left="170"/>
-      </w:pPr>
-      <w:r>
-        <w:rPr>
-          <w:b w:val="0"/>
-          <w:i w:val="0"/>
-          <w:sz w:val="20"/>
-          <w:u w:val="none"/>
-        </w:rPr>
-        <w:t>⑤ I respect him ______ a doctor.</w:t>
-      </w:r>
-    </w:p>
-    <w:p>
-      <w:pPr>
-        <w:spacing w:after="20" w:before="50"/>
-      </w:pPr>
-      <w:r>
-        <w:rPr>
-          <w:b/>
-          <w:i w:val="0"/>
-          <w:color w:val="1F3864"/>
-          <w:sz w:val="20"/>
-          <w:u w:val="none"/>
-        </w:rPr>
-        <w:t xml:space="preserve">113. </w:t>
-      </w:r>
-      <w:r>
-        <w:rPr>
-          <w:b w:val="0"/>
-          <w:i w:val="0"/>
-          <w:sz w:val="20"/>
-          <w:u w:val="none"/>
-        </w:rPr>
-        <w:t xml:space="preserve">다음 글의 밑줄 친 ⓐ~ⓔ 중 어법상 </w:t>
-      </w:r>
-      <w:r>
-        <w:rPr>
-          <w:b/>
-          <w:i w:val="0"/>
-          <w:sz w:val="20"/>
-          <w:u w:val="none"/>
-        </w:rPr>
-        <w:t>틀린</w:t>
-      </w:r>
-      <w:r>
-        <w:rPr>
-          <w:b w:val="0"/>
-          <w:i w:val="0"/>
-          <w:sz w:val="20"/>
-          <w:u w:val="none"/>
-        </w:rPr>
-        <w:t xml:space="preserve"> 것을 </w:t>
-      </w:r>
-      <w:r>
-        <w:rPr>
-          <w:b/>
-          <w:i w:val="0"/>
-          <w:sz w:val="20"/>
-          <w:u w:val="none"/>
-        </w:rPr>
-        <w:t>모두</w:t>
-      </w:r>
-      <w:r>
-        <w:rPr>
-          <w:b w:val="0"/>
-          <w:i w:val="0"/>
-          <w:sz w:val="20"/>
-          <w:u w:val="none"/>
-        </w:rPr>
-        <w:t xml:space="preserve"> 찾아 바르게 고치시오.</w:t>
-      </w:r>
-    </w:p>
-    <w:p>
-      <w:pPr>
-        <w:shd w:val="clear" w:color="auto" w:fill="F1F4F9"/>
-        <w:spacing w:after="30"/>
-        <w:ind w:left="85"/>
-      </w:pPr>
-      <w:r>
-        <w:rPr>
-          <w:b w:val="0"/>
-          <w:i w:val="0"/>
-          <w:sz w:val="20"/>
-          <w:u w:val="none"/>
-        </w:rPr>
-        <w:t>Last winter, I visited my grandmother ⓐ</w:t>
+        <w:t xml:space="preserve">· ⓒ </w:t>
       </w:r>
       <w:r>
         <w:rPr>
@@ -7163,16 +7158,28 @@
           <w:sz w:val="20"/>
           <w:u w:val="single"/>
         </w:rPr>
-        <w:t>living</w:t>
-      </w:r>
-      <w:r>
-        <w:rPr>
-          <w:b w:val="0"/>
-          <w:i w:val="0"/>
-          <w:sz w:val="20"/>
-          <w:u w:val="none"/>
-        </w:rPr>
-        <w:t xml:space="preserve"> in the countryside. When I arrived, she ⓑ</w:t>
+        <w:t>Having finished</w:t>
+      </w:r>
+      <w:r>
+        <w:rPr>
+          <w:b w:val="0"/>
+          <w:i w:val="0"/>
+          <w:sz w:val="20"/>
+          <w:u w:val="none"/>
+        </w:rPr>
+        <w:t xml:space="preserve"> her homework earlier, she is watching TV now.</w:t>
+      </w:r>
+      <w:r>
+        <w:br/>
+      </w:r>
+      <w:r>
+        <w:rPr>
+          <w:b w:val="0"/>
+          <w:i w:val="0"/>
+          <w:sz w:val="20"/>
+          <w:u w:val="none"/>
+        </w:rPr>
+        <w:t xml:space="preserve">· It was very thoughtful ⓓ </w:t>
       </w:r>
       <w:r>
         <w:rPr>
@@ -7181,16 +7188,28 @@
           <w:sz w:val="20"/>
           <w:u w:val="single"/>
         </w:rPr>
-        <w:t>has already prepared</w:t>
-      </w:r>
-      <w:r>
-        <w:rPr>
-          <w:b w:val="0"/>
-          <w:i w:val="0"/>
-          <w:sz w:val="20"/>
-          <w:u w:val="none"/>
-        </w:rPr>
-        <w:t xml:space="preserve"> dinner for me. ⓒ</w:t>
+        <w:t>of them</w:t>
+      </w:r>
+      <w:r>
+        <w:rPr>
+          <w:b w:val="0"/>
+          <w:i w:val="0"/>
+          <w:sz w:val="20"/>
+          <w:u w:val="none"/>
+        </w:rPr>
+        <w:t xml:space="preserve"> to remember my birthday.</w:t>
+      </w:r>
+      <w:r>
+        <w:br/>
+      </w:r>
+      <w:r>
+        <w:rPr>
+          <w:b w:val="0"/>
+          <w:i w:val="0"/>
+          <w:sz w:val="20"/>
+          <w:u w:val="none"/>
+        </w:rPr>
+        <w:t xml:space="preserve">· If we ⓔ </w:t>
       </w:r>
       <w:r>
         <w:rPr>
@@ -7199,42 +7218,6 @@
           <w:sz w:val="20"/>
           <w:u w:val="single"/>
         </w:rPr>
-        <w:t>Being</w:t>
-      </w:r>
-      <w:r>
-        <w:rPr>
-          <w:b w:val="0"/>
-          <w:i w:val="0"/>
-          <w:sz w:val="20"/>
-          <w:u w:val="none"/>
-        </w:rPr>
-        <w:t xml:space="preserve"> very hungry, I ate everything on the table. It was very kind ⓓ</w:t>
-      </w:r>
-      <w:r>
-        <w:rPr>
-          <w:b w:val="0"/>
-          <w:i w:val="0"/>
-          <w:sz w:val="20"/>
-          <w:u w:val="single"/>
-        </w:rPr>
-        <w:t>of her</w:t>
-      </w:r>
-      <w:r>
-        <w:rPr>
-          <w:b w:val="0"/>
-          <w:i w:val="0"/>
-          <w:sz w:val="20"/>
-          <w:u w:val="none"/>
-        </w:rPr>
-        <w:t xml:space="preserve"> to cook so much food. If I ⓔ</w:t>
-      </w:r>
-      <w:r>
-        <w:rPr>
-          <w:b w:val="0"/>
-          <w:i w:val="0"/>
-          <w:sz w:val="20"/>
-          <w:u w:val="single"/>
-        </w:rPr>
         <w:t>lived</w:t>
       </w:r>
       <w:r>
@@ -7244,7 +7227,7 @@
           <w:sz w:val="20"/>
           <w:u w:val="none"/>
         </w:rPr>
-        <w:t xml:space="preserve"> closer, I could visit her more often.</w:t>
+        <w:t xml:space="preserve"> closer, we could see each other more often.</w:t>
       </w:r>
     </w:p>
     <w:p>
@@ -7253,8 +7236,8 @@
           <w:type w:val="continuous"/>
           <w:pgSz w:w="11906" w:h="16838"/>
           <w:pgMar w:top="680" w:right="794" w:bottom="624" w:left="794" w:header="720" w:footer="720" w:gutter="0"/>
+          <w:docGrid w:linePitch="360"/>
           <w:cols w:num="2" w:space="396" w:sep="1"/>
-          <w:docGrid w:linePitch="360"/>
         </w:sectPr>
       </w:pPr>
     </w:p>
@@ -9846,14 +9829,14 @@
           <w:sz w:val="18"/>
           <w:u w:val="none"/>
         </w:rPr>
-        <w:t xml:space="preserve"> ⓑ has already prepared → had already prepared</w:t>
+        <w:t xml:space="preserve"> ⓑ has already left → had already left (got 이전의 일) — 나머지 ⓐⓒⓓⓔ는 옳음</w:t>
       </w:r>
     </w:p>
     <w:sectPr>
       <w:pgSz w:w="11906" w:h="16838"/>
       <w:pgMar w:top="680" w:right="794" w:bottom="624" w:left="794" w:header="720" w:footer="720" w:gutter="0"/>
+      <w:docGrid w:linePitch="360"/>
       <w:cols w:num="1" w:space="396"/>
-      <w:docGrid w:linePitch="360"/>
     </w:sectPr>
   </w:body>
 </w:document>
